--- a/Getaran-Mekanik/Modul-Word/Modul-1-Konsep-Dasar-Getaran.docx
+++ b/Getaran-Mekanik/Modul-Word/Modul-1-Konsep-Dasar-Getaran.docx
@@ -9431,9 +9431,11 @@
     <w:sectPr>
       <w:headerReference w:type="default" r:id="rId15"/>
       <w:footerReference w:type="default" r:id="rId16"/>
+      <w:footerReference w:type="first" r:id="rId29"/>
       <w:pgSz w:w="11906" w:h="16838" w:code="9"/>
       <w:pgMar w:top="1701" w:right="1418" w:bottom="1418" w:left="1701" w:header="709" w:footer="709" w:gutter="0"/>
       <w:cols w:space="708"/>
+      <w:titlePg/>
       <w:docGrid w:linePitch="360"/>
     </w:sectPr>
   </w:body>
@@ -9988,6 +9990,16 @@
         </mc:Fallback>
       </mc:AlternateContent>
     </w:r>
+  </w:p>
+</w:ftr>
+</file>
+
+<file path=word/footer2.xml><?xml version="1.0" encoding="utf-8"?>
+<w:ftr xmlns:m="http://schemas.openxmlformats.org/officeDocument/2006/math" xmlns:mc="http://schemas.openxmlformats.org/markup-compatibility/2006" xmlns:mo="http://schemas.microsoft.com/office/mac/office/2008/main" xmlns:mv="urn:schemas-microsoft-com:mac:vml" xmlns:o="urn:schemas-microsoft-com:office:office" xmlns:r="http://schemas.openxmlformats.org/officeDocument/2006/relationships" xmlns:v="urn:schemas-microsoft-com:vml" xmlns:w10="urn:schemas-microsoft-com:office:word" xmlns:w14="http://schemas.microsoft.com/office/word/2010/wordml" xmlns:w="http://schemas.openxmlformats.org/wordprocessingml/2006/main" xmlns:wne="http://schemas.microsoft.com/office/word/2006/wordml" xmlns:wp14="http://schemas.microsoft.com/office/word/2010/wordprocessingDrawing" xmlns:wp="http://schemas.openxmlformats.org/drawingml/2006/wordprocessingDrawing" xmlns:wpc="http://schemas.microsoft.com/office/word/2010/wordprocessingCanvas" xmlns:wpg="http://schemas.microsoft.com/office/word/2010/wordprocessingGroup" xmlns:wpi="http://schemas.microsoft.com/office/word/2010/wordprocessingInk" xmlns:wps="http://schemas.microsoft.com/office/word/2010/wordprocessingShape" mc:Ignorable="w14 wp14">
+  <w:p>
+    <w:pPr>
+      <w:pStyle w:val="Footer"/>
+    </w:pPr>
   </w:p>
 </w:ftr>
 </file>

--- a/Getaran-Mekanik/Modul-Word/Modul-1-Konsep-Dasar-Getaran.docx
+++ b/Getaran-Mekanik/Modul-Word/Modul-1-Konsep-Dasar-Getaran.docx
@@ -3786,7 +3786,7 @@
           <w:i w:val="0"/>
           <w:sz w:val="22"/>
         </w:rPr>
-        <w:t>Gambar 5 merangkum keempat kombinasi beserta bentuk persamaan gerak dan contoh nyatanya. Perlu dicatat bahwa kombinasi bebas dan tak teredam (kuadran kiri-atas) adalah idealisasi matematis murni yang tidak pernah benar-benar terjadi pada sistem fisik nyata, karena setiap sistem mekanik selalu memiliki sejumlah kecil redaman internal (gesekan udara, histeresis material); kombinasi ini tetap dipelajari karena menjadi basis penurunan frekuensi natural ωₙ yang berlaku untuk seluruh analisis getaran berikutnya.</w:t>
+        <w:t>Gambar 3 merangkum keempat kombinasi beserta bentuk persamaan gerak dan contoh nyatanya. Perlu dicatat bahwa kombinasi bebas dan tak teredam (kuadran kiri-atas) adalah idealisasi matematis murni yang tidak pernah benar-benar terjadi pada sistem fisik nyata, karena setiap sistem mekanik selalu memiliki sejumlah kecil redaman internal (gesekan udara, histeresis material); kombinasi ini tetap dipelajari karena menjadi basis penurunan frekuensi natural ωₙ yang berlaku untuk seluruh analisis getaran berikutnya.</w:t>
       </w:r>
     </w:p>
     <w:p>
@@ -4514,7 +4514,7 @@
           <w:i w:val="0"/>
           <w:sz w:val="22"/>
         </w:rPr>
-        <w:t>Gambar 3 menunjukkan bahwa persamaan gerak merupakan keseimbangan tiga gaya: gaya inersia mẍ (hukum Newton kedua), gaya redaman cẋ (proporsional terhadap kecepatan), dan gaya pegas kx (proporsional terhadap simpangan). Tanpa gaya luar, seluruh energi berpindah di antara energi kinetik massa, energi potensial pegas, dan disipasi pada damper.</w:t>
+        <w:t>Gambar 4 menunjukkan bahwa persamaan gerak merupakan keseimbangan tiga gaya: gaya inersia mẍ (hukum Newton kedua), gaya redaman cẋ (proporsional terhadap kecepatan), dan gaya pegas kx (proporsional terhadap simpangan). Tanpa gaya luar, seluruh energi berpindah di antara energi kinetik massa, energi potensial pegas, dan disipasi pada damper.</w:t>
       </w:r>
     </w:p>
     <w:p>
@@ -4648,7 +4648,7 @@
           <w:i w:val="0"/>
           <w:sz w:val="22"/>
         </w:rPr>
-        <w:t>Gambar 4 memperlihatkan perbedaan mencolok ketiga mode: kurva underdamped (ζ=0,05, hijau) berosilasi berkali-kali sebelum meluruh habis, mengikuti envelope eksponensial e^(−ζωₙt); kurva critically damped (ζ=1, oranye) kembali ke posisi keseimbangan tanpa osilasi sama sekali dalam waktu tercepat yang mungkin; sedangkan kurva overdamped (ζ=2, merah) juga kembali tanpa osilasi namun jauh lebih lambat dibanding critically damped karena redaman berlebihan justru menghambat pergerakan sistem kembali ke posisi setimbang.</w:t>
+        <w:t>Gambar 5 memperlihatkan perbedaan mencolok ketiga mode: kurva underdamped (ζ=0,05, hijau) berosilasi berkali-kali sebelum meluruh habis, mengikuti envelope eksponensial e^(−ζωₙt); kurva critically damped (ζ=1, oranye) kembali ke posisi keseimbangan tanpa osilasi sama sekali dalam waktu tercepat yang mungkin; sedangkan kurva overdamped (ζ=2, merah) juga kembali tanpa osilasi namun jauh lebih lambat dibanding critically damped karena redaman berlebihan justru menghambat pergerakan sistem kembali ke posisi setimbang.</w:t>
       </w:r>
     </w:p>
     <w:p>
@@ -6331,7 +6331,7 @@
           <w:i w:val="0"/>
           <w:sz w:val="22"/>
         </w:rPr>
-        <w:t>menghitung solusi analitik getaran bebas untuk tiga mode redaman (underdamped ζ=0,05, critically damped ζ=1, overdamped ζ=2) dengan kondisi awal x0=0,1 m, v0=0, lalu memplot ketiganya dalam satu grafik untuk perbandingan visual (identik dengan Gambar 4 pada modul ini).</w:t>
+        <w:t>menghitung solusi analitik getaran bebas untuk tiga mode redaman (underdamped ζ=0,05, critically damped ζ=1, overdamped ζ=2) dengan kondisi awal x0=0,1 m, v0=0, lalu memplot ketiganya dalam satu grafik untuk perbandingan visual (identik dengan Gambar 5 pada modul ini).</w:t>
       </w:r>
     </w:p>
     <w:p>

--- a/Getaran-Mekanik/Modul-Word/Modul-1-Konsep-Dasar-Getaran.docx
+++ b/Getaran-Mekanik/Modul-Word/Modul-1-Konsep-Dasar-Getaran.docx
@@ -6265,7 +6265,7 @@
           <w:color w:val="444444"/>
           <w:sz w:val="20"/>
         </w:rPr>
-        <w:t>Gambar 8. Cuplikan Cell 1: setup parameter sistem referensi dan perhitungan ωₙ, fₙ, ζ, ω_d.</w:t>
+        <w:t xml:space="preserve">Gambar 8. Potongan Cell 1: setup parameter sistem referensi dan perhitungan ωₙ, fₙ, ζ, ω_d.</w:t>
       </w:r>
     </w:p>
     <w:p>

--- a/Getaran-Mekanik/Modul-Word/Modul-1-Konsep-Dasar-Getaran.docx
+++ b/Getaran-Mekanik/Modul-Word/Modul-1-Konsep-Dasar-Getaran.docx
@@ -1379,7 +1379,7 @@
                                 <w:szCs w:val="20"/>
                                 <w:lang w:val="en-US"/>
                               </w:rPr>
-                              <w:t>myclass.mercubuana.ac.id</w:t>
+                              <w:t xml:space="preserve">myclass.mercubuana.ac·id</w:t>
                             </w:r>
                           </w:p>
                         </w:txbxContent>
@@ -1426,7 +1426,7 @@
                           <w:szCs w:val="20"/>
                           <w:lang w:val="en-US"/>
                         </w:rPr>
-                        <w:t>myclass.mercubuana.ac.id</w:t>
+                        <w:t xml:space="preserve">myclass.mercubuana.ac·id</w:t>
                       </w:r>
                     </w:p>
                   </w:txbxContent>
@@ -2512,7 +2512,7 @@
                                 <w:sz w:val="20"/>
                                 <w:szCs w:val="20"/>
                               </w:rPr>
-                              <w:t>www.mercubuana.ac.id</w:t>
+                              <w:t xml:space="preserve">www.mercubuana.ac·id</w:t>
                             </w:r>
                           </w:p>
                         </w:txbxContent>
@@ -2558,7 +2558,7 @@
                           <w:sz w:val="20"/>
                           <w:szCs w:val="20"/>
                         </w:rPr>
-                        <w:t>www.mercubuana.ac.id</w:t>
+                        <w:t xml:space="preserve">www.mercubuana.ac·id</w:t>
                       </w:r>
                     </w:p>
                   </w:txbxContent>
@@ -2840,6 +2840,15 @@
         </w:rPr>
         <w:t>Getaran mesin adalah gerakan osilasi (bolak-balik) komponen mesin di sekitar posisi keseimbangan. Fenomena ini terjadi karena ketidakseimbangan rotasi, misalignment, bearing aus, atau gaya eksternal periodik. Model paling dasar getaran adalah gerakan harmonik sederhana (Simple Harmonic Motion), yaitu posisi massa berubah secara sinusoidal terhadap waktu dengan amplitudo konstan apabila tidak ada redaman.</w:t>
       </w:r>
+      <w:r>
+        <w:rPr>
+          <w:rFonts w:ascii="Arial" w:hAnsi="Arial" w:cs="Arial"/>
+          <w:b w:val="0"/>
+          <w:i w:val="0"/>
+          <w:sz w:val="22"/>
+        </w:rPr>
+        <w:t xml:space="preserve"> Hubungan ini dirangkum dalam Persamaan (1).</w:t>
+      </w:r>
     </w:p>
     <w:p>
       <w:pPr>
@@ -2856,6 +2865,16 @@
         </w:rPr>
         <w:t>x(t) = A sin(ωt + φ)</w:t>
       </w:r>
+      <w:r>
+        <w:rPr>
+          <w:rFonts w:ascii="Arial" w:hAnsi="Arial" w:cs="Arial"/>
+          <w:b/>
+          <w:i/>
+          <w:color w:val="305496"/>
+          <w:sz w:val="22"/>
+        </w:rPr>
+        <w:t xml:space="preserve">   (1)</w:t>
+      </w:r>
     </w:p>
     <w:p>
       <w:pPr>
@@ -2895,6 +2914,15 @@
         </w:rPr>
         <w:t>Turunan berurutan terhadap waktu dari fungsi perpindahan menghasilkan kecepatan dan percepatan, ketiganya saling terkait melalui hubungan trigonometri sederhana namun masing-masing punya kegunaan dominan di rentang frekuensi berbeda.</w:t>
       </w:r>
+      <w:r>
+        <w:rPr>
+          <w:rFonts w:ascii="Arial" w:hAnsi="Arial" w:cs="Arial"/>
+          <w:b w:val="0"/>
+          <w:i w:val="0"/>
+          <w:sz w:val="22"/>
+        </w:rPr>
+        <w:t xml:space="preserve"> Bentuk ringkasnya dituliskan pada Persamaan (2).</w:t>
+      </w:r>
     </w:p>
     <w:p>
       <w:pPr>
@@ -2910,6 +2938,16 @@
           <w:sz w:val="22"/>
         </w:rPr>
         <w:t>x(t) = A·sin(ωt) → v(t) = A·ω·cos(ωt) → a(t) = −A·ω²·sin(ωt)</w:t>
+      </w:r>
+      <w:r>
+        <w:rPr>
+          <w:rFonts w:ascii="Arial" w:hAnsi="Arial" w:cs="Arial"/>
+          <w:b/>
+          <w:i/>
+          <w:color w:val="305496"/>
+          <w:sz w:val="22"/>
+        </w:rPr>
+        <w:t xml:space="preserve">   (2)</w:t>
       </w:r>
     </w:p>
     <w:p>
@@ -3580,7 +3618,63 @@
           <w:i w:val="0"/>
           <w:sz w:val="22"/>
         </w:rPr>
-        <w:t>Menggunakan parameter yang salah untuk rentang frekuensi tertentu bisa menyembunyikan sinyal penting di noise floor. Sebagai contoh konkret, apabila teknisi memasang accelerometer pada mesin dengan RPM rendah (misalnya kipas industri 300 RPM, setara 5 Hz) dan mengharapkan mendeteksi unbalance pada frekuensi 1×RPM, sinyal percepatan pada frekuensi serendah itu akan sangat kecil magnitudonya (karena a_max = A·ω² dan ω kecil menekan nilai a_max drastis), sehingga informasi unbalance nyaris tidak terlihat dibandingkan noise sensor. Sebaliknya, parameter perpindahan pada frekuensi rendah tersebut akan menghasilkan magnitudo yang jauh lebih signifikan dan mudah dibaca. Prinsip pemilihan parameter berdasarkan Tabel 1 ini bukan sekadar preferensi teknis, melainkan menentukan apakah kerusakan mesin dapat terdeteksi sama sekali dari data getaran yang dikumpulkan.</w:t>
+        <w:t xml:space="preserve">Menggunakan parameter yang salah untuk rentang frekuensi tertentu bisa menyembunyikan sinyal penting di noise floor. Sebagai contoh konkret, apabila teknisi memasang accelerometer pada mesin dengan RPM rendah (misalnya kipas industri 300 RPM, setara 5 Hz) dan mengharapkan mendeteksi unbalance pada frekuensi 1×RPM, sinyal percepatan pada frekuensi serendah itu akan sangat kecil magnitudonya (karena </w:t>
+      </w:r>
+      <w:r>
+        <w:rPr>
+          <w:rFonts w:ascii="Arial" w:hAnsi="Arial" w:cs="Arial"/>
+          <w:b w:val="0"/>
+          <w:i w:val="0"/>
+          <w:sz w:val="22"/>
+        </w:rPr>
+        <w:t xml:space="preserve">a</w:t>
+      </w:r>
+      <w:r>
+        <w:rPr>
+          <w:rFonts w:ascii="Arial" w:hAnsi="Arial" w:cs="Arial"/>
+          <w:b w:val="0"/>
+          <w:i w:val="0"/>
+          <w:sz w:val="22"/>
+          <w:vertAlign w:val="subscript"/>
+        </w:rPr>
+        <w:t xml:space="preserve">max</w:t>
+      </w:r>
+      <w:r>
+        <w:rPr>
+          <w:rFonts w:ascii="Arial" w:hAnsi="Arial" w:cs="Arial"/>
+          <w:b w:val="0"/>
+          <w:i w:val="0"/>
+          <w:sz w:val="22"/>
+        </w:rPr>
+        <w:t xml:space="preserve"> = A·ω² dan ω kecil menekan nilai </w:t>
+      </w:r>
+      <w:r>
+        <w:rPr>
+          <w:rFonts w:ascii="Arial" w:hAnsi="Arial" w:cs="Arial"/>
+          <w:b w:val="0"/>
+          <w:i w:val="0"/>
+          <w:sz w:val="22"/>
+        </w:rPr>
+        <w:t xml:space="preserve">a</w:t>
+      </w:r>
+      <w:r>
+        <w:rPr>
+          <w:rFonts w:ascii="Arial" w:hAnsi="Arial" w:cs="Arial"/>
+          <w:b w:val="0"/>
+          <w:i w:val="0"/>
+          <w:sz w:val="22"/>
+          <w:vertAlign w:val="subscript"/>
+        </w:rPr>
+        <w:t xml:space="preserve">max</w:t>
+      </w:r>
+      <w:r>
+        <w:rPr>
+          <w:rFonts w:ascii="Arial" w:hAnsi="Arial" w:cs="Arial"/>
+          <w:b w:val="0"/>
+          <w:i w:val="0"/>
+          <w:sz w:val="22"/>
+        </w:rPr>
+        <w:t xml:space="preserve"> drastis), sehingga informasi unbalance nyaris tidak terlihat dibandingkan noise sensor. Sebaliknya, parameter perpindahan pada frekuensi rendah tersebut akan menghasilkan magnitudo yang jauh lebih signifikan dan mudah dibaca. Prinsip pemilihan parameter berdasarkan Tabel 1 ini bukan sekadar preferensi teknis, melainkan menentukan apakah kerusakan mesin dapat terdeteksi sama sekali dari data getaran yang dikumpulkan.</w:t>
       </w:r>
     </w:p>
     <w:p>
@@ -4516,6 +4610,15 @@
         </w:rPr>
         <w:t>Gambar 4 menunjukkan bahwa persamaan gerak merupakan keseimbangan tiga gaya: gaya inersia mẍ (hukum Newton kedua), gaya redaman cẋ (proporsional terhadap kecepatan), dan gaya pegas kx (proporsional terhadap simpangan). Tanpa gaya luar, seluruh energi berpindah di antara energi kinetik massa, energi potensial pegas, dan disipasi pada damper.</w:t>
       </w:r>
+      <w:r>
+        <w:rPr>
+          <w:rFonts w:ascii="Arial" w:hAnsi="Arial" w:cs="Arial"/>
+          <w:b w:val="0"/>
+          <w:i w:val="0"/>
+          <w:sz w:val="22"/>
+        </w:rPr>
+        <w:t xml:space="preserve"> Persamaan (3) memadatkan aturan tersebut.</w:t>
+      </w:r>
     </w:p>
     <w:p>
       <w:pPr>
@@ -4532,6 +4635,16 @@
         </w:rPr>
         <w:t>mẍ + cẋ + kx = 0</w:t>
       </w:r>
+      <w:r>
+        <w:rPr>
+          <w:rFonts w:ascii="Arial" w:hAnsi="Arial" w:cs="Arial"/>
+          <w:b/>
+          <w:i/>
+          <w:color w:val="305496"/>
+          <w:sz w:val="22"/>
+        </w:rPr>
+        <w:t xml:space="preserve">   (3)</w:t>
+      </w:r>
     </w:p>
     <w:p>
       <w:pPr>
@@ -4562,6 +4675,15 @@
         </w:rPr>
         <w:t>Solusi lengkap untuk sistem underdamped (ζ &lt; 1) berbentuk osilasi yang meluruh secara eksponensial:</w:t>
       </w:r>
+      <w:r>
+        <w:rPr>
+          <w:rFonts w:ascii="Arial" w:hAnsi="Arial" w:cs="Arial"/>
+          <w:b w:val="0"/>
+          <w:i w:val="0"/>
+          <w:sz w:val="22"/>
+        </w:rPr>
+        <w:t xml:space="preserve"> Rangkuman kuantitatifnya tertulis pada Persamaan (4).</w:t>
+      </w:r>
     </w:p>
     <w:p>
       <w:pPr>
@@ -4576,7 +4698,38 @@
           <w:color w:val="305496"/>
           <w:sz w:val="22"/>
         </w:rPr>
-        <w:t>x(t) = A·e^(−ζωₙt)·sin(ωd·t + φ)</w:t>
+        <w:t xml:space="preserve">x(t) = A·e</w:t>
+      </w:r>
+      <w:r>
+        <w:rPr>
+          <w:rFonts w:ascii="Arial" w:hAnsi="Arial" w:cs="Arial"/>
+          <w:b/>
+          <w:i/>
+          <w:color w:val="305496"/>
+          <w:sz w:val="22"/>
+          <w:vertAlign w:val="superscript"/>
+        </w:rPr>
+        <w:t xml:space="preserve">−ζωₙt</w:t>
+      </w:r>
+      <w:r>
+        <w:rPr>
+          <w:rFonts w:ascii="Arial" w:hAnsi="Arial" w:cs="Arial"/>
+          <w:b/>
+          <w:i/>
+          <w:color w:val="305496"/>
+          <w:sz w:val="22"/>
+        </w:rPr>
+        <w:t xml:space="preserve">·sin(ωd·t + φ)</w:t>
+      </w:r>
+      <w:r>
+        <w:rPr>
+          <w:rFonts w:ascii="Arial" w:hAnsi="Arial" w:cs="Arial"/>
+          <w:b/>
+          <w:i/>
+          <w:color w:val="305496"/>
+          <w:sz w:val="22"/>
+        </w:rPr>
+        <w:t xml:space="preserve">   (4)</w:t>
       </w:r>
     </w:p>
     <w:p>
@@ -4633,7 +4786,38 @@
           <w:color w:val="444444"/>
           <w:sz w:val="20"/>
         </w:rPr>
-        <w:t>Gambar 5. Tiga mode redaman getaran bebas SDOF (m=5 kg, k=2000 N/m, x0=0,1 m) untuk nilai ζ berbeda: underdamped, critically damped, dan overdamped.</w:t>
+        <w:t xml:space="preserve">Gambar 5. Tiga mode redaman getaran bebas SDOF (m=5 kg, k=2000 N/m, </w:t>
+      </w:r>
+      <w:r>
+        <w:rPr>
+          <w:rFonts w:ascii="Arial" w:hAnsi="Arial" w:cs="Arial"/>
+          <w:b w:val="0"/>
+          <w:i/>
+          <w:color w:val="444444"/>
+          <w:sz w:val="20"/>
+        </w:rPr>
+        <w:t xml:space="preserve">x</w:t>
+      </w:r>
+      <w:r>
+        <w:rPr>
+          <w:rFonts w:ascii="Arial" w:hAnsi="Arial" w:cs="Arial"/>
+          <w:b w:val="0"/>
+          <w:i/>
+          <w:color w:val="444444"/>
+          <w:sz w:val="20"/>
+          <w:vertAlign w:val="subscript"/>
+        </w:rPr>
+        <w:t xml:space="preserve">0</w:t>
+      </w:r>
+      <w:r>
+        <w:rPr>
+          <w:rFonts w:ascii="Arial" w:hAnsi="Arial" w:cs="Arial"/>
+          <w:b w:val="0"/>
+          <w:i/>
+          <w:color w:val="444444"/>
+          <w:sz w:val="20"/>
+        </w:rPr>
+        <w:t xml:space="preserve">=0,1 m) untuk nilai ζ berbeda: underdamped, critically damped, dan overdamped.</w:t>
       </w:r>
     </w:p>
     <w:p>
@@ -4648,7 +4832,26 @@
           <w:i w:val="0"/>
           <w:sz w:val="22"/>
         </w:rPr>
-        <w:t>Gambar 5 memperlihatkan perbedaan mencolok ketiga mode: kurva underdamped (ζ=0,05, hijau) berosilasi berkali-kali sebelum meluruh habis, mengikuti envelope eksponensial e^(−ζωₙt); kurva critically damped (ζ=1, oranye) kembali ke posisi keseimbangan tanpa osilasi sama sekali dalam waktu tercepat yang mungkin; sedangkan kurva overdamped (ζ=2, merah) juga kembali tanpa osilasi namun jauh lebih lambat dibanding critically damped karena redaman berlebihan justru menghambat pergerakan sistem kembali ke posisi setimbang.</w:t>
+        <w:t xml:space="preserve">Gambar 5 memperlihatkan perbedaan mencolok ketiga mode: kurva underdamped (ζ=0,05, hijau) berosilasi berkali-kali sebelum meluruh habis, mengikuti envelope eksponensial e</w:t>
+      </w:r>
+      <w:r>
+        <w:rPr>
+          <w:rFonts w:ascii="Arial" w:hAnsi="Arial" w:cs="Arial"/>
+          <w:b w:val="0"/>
+          <w:i w:val="0"/>
+          <w:sz w:val="22"/>
+          <w:vertAlign w:val="superscript"/>
+        </w:rPr>
+        <w:t xml:space="preserve">−ζωₙt</w:t>
+      </w:r>
+      <w:r>
+        <w:rPr>
+          <w:rFonts w:ascii="Arial" w:hAnsi="Arial" w:cs="Arial"/>
+          <w:b w:val="0"/>
+          <w:i w:val="0"/>
+          <w:sz w:val="22"/>
+        </w:rPr>
+        <w:t xml:space="preserve">; kurva critically damped (ζ=1, oranye) kembali ke posisi keseimbangan tanpa osilasi sama sekali dalam waktu tercepat yang mungkin; sedangkan kurva overdamped (ζ=2, merah) juga kembali tanpa osilasi namun jauh lebih lambat dibanding critically damped karena redaman berlebihan justru menghambat pergerakan sistem kembali ke posisi setimbang.</w:t>
       </w:r>
     </w:p>
     <w:p>
@@ -4674,6 +4877,15 @@
         </w:rPr>
         <w:t>Metode logarithmic decrement (δ) adalah cara praktis mengukur ζ dari eksperimen tanpa perlu mengetahui nilai koefisien redaman c secara langsung. Dengan mengamati getaran bebas dan mengukur amplitudo dua puncak berurutan x₁ dan x₂, rasio redaman dapat dihitung sebagai berikut.</w:t>
       </w:r>
+      <w:r>
+        <w:rPr>
+          <w:rFonts w:ascii="Arial" w:hAnsi="Arial" w:cs="Arial"/>
+          <w:b w:val="0"/>
+          <w:i w:val="0"/>
+          <w:sz w:val="22"/>
+        </w:rPr>
+        <w:t xml:space="preserve"> Hubungan ini dirangkum dalam Persamaan (5).</w:t>
+      </w:r>
     </w:p>
     <w:p>
       <w:pPr>
@@ -4689,6 +4901,16 @@
           <w:sz w:val="22"/>
         </w:rPr>
         <w:t>δ = ln(x₁/x₂) = 2πζ/√(1−ζ²)  →  ζ = δ/√(4π² + δ²)</w:t>
+      </w:r>
+      <w:r>
+        <w:rPr>
+          <w:rFonts w:ascii="Arial" w:hAnsi="Arial" w:cs="Arial"/>
+          <w:b/>
+          <w:i/>
+          <w:color w:val="305496"/>
+          <w:sz w:val="22"/>
+        </w:rPr>
+        <w:t xml:space="preserve">   (5)</w:t>
       </w:r>
     </w:p>
     <w:p>
@@ -4832,6 +5054,15 @@
           <w:sz w:val="22"/>
         </w:rPr>
         <w:t>Konsep getaran, frekuensi alami, dan redaman lebih mudah dipahami melalui pengalaman nyata yang sering kita temui sehari-hari. Enam analogi berikut, dari ayunan taman sampai senar gitar, semuanya mengikuti persamaan getaran yang sama, hanya dengan parameter m, c, k yang berbeda.</w:t>
+      </w:r>
+      <w:r>
+        <w:rPr>
+          <w:rFonts w:ascii="Arial" w:hAnsi="Arial" w:cs="Arial"/>
+          <w:b w:val="0"/>
+          <w:i w:val="0"/>
+          <w:sz w:val="22"/>
+        </w:rPr>
+        <w:t xml:space="preserve"> Perhatikan ilustrasinya pada Gambar 7.</w:t>
       </w:r>
     </w:p>
     <w:p>
@@ -6210,6 +6441,15 @@
         </w:rPr>
         <w:t>Konsistensi output numerik yang dicetak melalui fungsi print() sangat penting pada mata kuliah ini, karena sistem penilaian tugas komputasi memvalidasi jawaban dengan cara membandingkan nilai numerik yang tercetak terhadap nilai referensi yang sudah dihitung sebelumnya, bukan sekadar memeriksa apakah kode dapat dijalankan tanpa galat. Praktik menulis kode yang reproducible seperti ini, yaitu selalu menetapkan parameter input secara eksplisit di awal cell dan mencetak setiap besaran turunan dengan label yang jelas, adalah kebiasaan kerja standar dalam rekayasa komputasional yang akan terus dipakai pada seluruh tugas komputasi mata kuliah Getaran Mekanik, termasuk pada Bagian B dan Bagian C Tugas Pertemuan 1 berikut ini.</w:t>
       </w:r>
+      <w:r>
+        <w:rPr>
+          <w:rFonts w:ascii="Arial" w:hAnsi="Arial" w:cs="Arial"/>
+          <w:b w:val="0"/>
+          <w:i w:val="0"/>
+          <w:sz w:val="22"/>
+        </w:rPr>
+        <w:t xml:space="preserve"> Gambar 8 merangkum alurnya secara visual.</w:t>
+      </w:r>
     </w:p>
     <w:p>
       <w:pPr>
@@ -6265,7 +6505,38 @@
           <w:color w:val="444444"/>
           <w:sz w:val="20"/>
         </w:rPr>
-        <w:t xml:space="preserve">Gambar 8. Potongan Cell 1: setup parameter sistem referensi dan perhitungan ωₙ, fₙ, ζ, ω_d.</w:t>
+        <w:t xml:space="preserve">Gambar 8. Potongan Cell 1: setup parameter sistem referensi dan perhitungan ωₙ, fₙ, ζ, </w:t>
+      </w:r>
+      <w:r>
+        <w:rPr>
+          <w:rFonts w:ascii="Arial" w:hAnsi="Arial" w:cs="Arial"/>
+          <w:b w:val="0"/>
+          <w:i/>
+          <w:color w:val="444444"/>
+          <w:sz w:val="20"/>
+        </w:rPr>
+        <w:t xml:space="preserve">ω</w:t>
+      </w:r>
+      <w:r>
+        <w:rPr>
+          <w:rFonts w:ascii="Arial" w:hAnsi="Arial" w:cs="Arial"/>
+          <w:b w:val="0"/>
+          <w:i/>
+          <w:color w:val="444444"/>
+          <w:sz w:val="20"/>
+          <w:vertAlign w:val="subscript"/>
+        </w:rPr>
+        <w:t xml:space="preserve">d</w:t>
+      </w:r>
+      <w:r>
+        <w:rPr>
+          <w:rFonts w:ascii="Arial" w:hAnsi="Arial" w:cs="Arial"/>
+          <w:b w:val="0"/>
+          <w:i/>
+          <w:color w:val="444444"/>
+          <w:sz w:val="20"/>
+        </w:rPr>
+        <w:t xml:space="preserve">.</w:t>
       </w:r>
     </w:p>
     <w:p>
@@ -6298,7 +6569,63 @@
           <w:i w:val="0"/>
           <w:sz w:val="22"/>
         </w:rPr>
-        <w:t>mendefinisikan parameter sistem referensi (m, k, c), lalu menghitung frekuensi natural ωₙ = √(k/m), frekuensi natural fₙ = ωₙ/(2π), periode natural T = 1/fₙ, redaman kritis c_c = 2√(km), rasio redaman ζ = c/c_c, dan frekuensi teredam ωd = ωₙ√(1−ζ²). Semua nilai dicetak dengan format f-string untuk verifikasi cepat.</w:t>
+        <w:t xml:space="preserve">mendefinisikan parameter sistem referensi (m, k, c), lalu menghitung frekuensi natural ωₙ = √(k/m), frekuensi natural fₙ = ωₙ/(2π), periode natural T = 1/fₙ, redaman kritis </w:t>
+      </w:r>
+      <w:r>
+        <w:rPr>
+          <w:rFonts w:ascii="Arial" w:hAnsi="Arial" w:cs="Arial"/>
+          <w:b w:val="0"/>
+          <w:i w:val="0"/>
+          <w:sz w:val="22"/>
+        </w:rPr>
+        <w:t xml:space="preserve">c</w:t>
+      </w:r>
+      <w:r>
+        <w:rPr>
+          <w:rFonts w:ascii="Arial" w:hAnsi="Arial" w:cs="Arial"/>
+          <w:b w:val="0"/>
+          <w:i w:val="0"/>
+          <w:sz w:val="22"/>
+          <w:vertAlign w:val="subscript"/>
+        </w:rPr>
+        <w:t xml:space="preserve">c</w:t>
+      </w:r>
+      <w:r>
+        <w:rPr>
+          <w:rFonts w:ascii="Arial" w:hAnsi="Arial" w:cs="Arial"/>
+          <w:b w:val="0"/>
+          <w:i w:val="0"/>
+          <w:sz w:val="22"/>
+        </w:rPr>
+        <w:t xml:space="preserve"> = 2√(km), rasio redaman ζ = c/</w:t>
+      </w:r>
+      <w:r>
+        <w:rPr>
+          <w:rFonts w:ascii="Arial" w:hAnsi="Arial" w:cs="Arial"/>
+          <w:b w:val="0"/>
+          <w:i w:val="0"/>
+          <w:sz w:val="22"/>
+        </w:rPr>
+        <w:t xml:space="preserve">c</w:t>
+      </w:r>
+      <w:r>
+        <w:rPr>
+          <w:rFonts w:ascii="Arial" w:hAnsi="Arial" w:cs="Arial"/>
+          <w:b w:val="0"/>
+          <w:i w:val="0"/>
+          <w:sz w:val="22"/>
+          <w:vertAlign w:val="subscript"/>
+        </w:rPr>
+        <w:t xml:space="preserve">c</w:t>
+      </w:r>
+      <w:r>
+        <w:rPr>
+          <w:rFonts w:ascii="Arial" w:hAnsi="Arial" w:cs="Arial"/>
+          <w:b w:val="0"/>
+          <w:i w:val="0"/>
+          <w:sz w:val="22"/>
+        </w:rPr>
+        <w:t xml:space="preserve">, dan frekuensi teredam ωd = ωₙ√(1−ζ²). Semua nilai dicetak dengan format f-string untuk verifikasi cepat.</w:t>
       </w:r>
     </w:p>
     <w:p>
@@ -6331,7 +6658,63 @@
           <w:i w:val="0"/>
           <w:sz w:val="22"/>
         </w:rPr>
-        <w:t>menghitung solusi analitik getaran bebas untuk tiga mode redaman (underdamped ζ=0,05, critically damped ζ=1, overdamped ζ=2) dengan kondisi awal x0=0,1 m, v0=0, lalu memplot ketiganya dalam satu grafik untuk perbandingan visual (identik dengan Gambar 5 pada modul ini).</w:t>
+        <w:t xml:space="preserve">menghitung solusi analitik getaran bebas untuk tiga mode redaman (underdamped ζ=0,05, critically damped ζ=1, overdamped ζ=2) dengan kondisi awal </w:t>
+      </w:r>
+      <w:r>
+        <w:rPr>
+          <w:rFonts w:ascii="Arial" w:hAnsi="Arial" w:cs="Arial"/>
+          <w:b w:val="0"/>
+          <w:i w:val="0"/>
+          <w:sz w:val="22"/>
+        </w:rPr>
+        <w:t xml:space="preserve">x</w:t>
+      </w:r>
+      <w:r>
+        <w:rPr>
+          <w:rFonts w:ascii="Arial" w:hAnsi="Arial" w:cs="Arial"/>
+          <w:b w:val="0"/>
+          <w:i w:val="0"/>
+          <w:sz w:val="22"/>
+          <w:vertAlign w:val="subscript"/>
+        </w:rPr>
+        <w:t xml:space="preserve">0</w:t>
+      </w:r>
+      <w:r>
+        <w:rPr>
+          <w:rFonts w:ascii="Arial" w:hAnsi="Arial" w:cs="Arial"/>
+          <w:b w:val="0"/>
+          <w:i w:val="0"/>
+          <w:sz w:val="22"/>
+        </w:rPr>
+        <w:t xml:space="preserve">=0,1 m, </w:t>
+      </w:r>
+      <w:r>
+        <w:rPr>
+          <w:rFonts w:ascii="Arial" w:hAnsi="Arial" w:cs="Arial"/>
+          <w:b w:val="0"/>
+          <w:i w:val="0"/>
+          <w:sz w:val="22"/>
+        </w:rPr>
+        <w:t xml:space="preserve">v</w:t>
+      </w:r>
+      <w:r>
+        <w:rPr>
+          <w:rFonts w:ascii="Arial" w:hAnsi="Arial" w:cs="Arial"/>
+          <w:b w:val="0"/>
+          <w:i w:val="0"/>
+          <w:sz w:val="22"/>
+          <w:vertAlign w:val="subscript"/>
+        </w:rPr>
+        <w:t xml:space="preserve">0</w:t>
+      </w:r>
+      <w:r>
+        <w:rPr>
+          <w:rFonts w:ascii="Arial" w:hAnsi="Arial" w:cs="Arial"/>
+          <w:b w:val="0"/>
+          <w:i w:val="0"/>
+          <w:sz w:val="22"/>
+        </w:rPr>
+        <w:t xml:space="preserve">=0, lalu memplot ketiganya dalam satu grafik untuk perbandingan visual (identik dengan Gambar 5 pada modul ini).</w:t>
       </w:r>
     </w:p>
     <w:p>
@@ -7219,7 +7602,35 @@
           <w:i w:val="0"/>
           <w:sz w:val="22"/>
         </w:rPr>
-        <w:t>Untuk gerakan harmonik sederhana x(t) = A·sin(ωt), hubungan antara amplitudo kecepatan maksimum v_max dengan amplitudo perpindahan A adalah...</w:t>
+        <w:t xml:space="preserve">Untuk gerakan harmonik sederhana x(t) = A·sin(ωt), hubungan antara amplitudo kecepatan maksimum </w:t>
+      </w:r>
+      <w:r>
+        <w:rPr>
+          <w:rFonts w:ascii="Arial" w:hAnsi="Arial" w:cs="Arial"/>
+          <w:b w:val="0"/>
+          <w:i w:val="0"/>
+          <w:sz w:val="22"/>
+        </w:rPr>
+        <w:t xml:space="preserve">v</w:t>
+      </w:r>
+      <w:r>
+        <w:rPr>
+          <w:rFonts w:ascii="Arial" w:hAnsi="Arial" w:cs="Arial"/>
+          <w:b w:val="0"/>
+          <w:i w:val="0"/>
+          <w:sz w:val="22"/>
+          <w:vertAlign w:val="subscript"/>
+        </w:rPr>
+        <w:t xml:space="preserve">max</w:t>
+      </w:r>
+      <w:r>
+        <w:rPr>
+          <w:rFonts w:ascii="Arial" w:hAnsi="Arial" w:cs="Arial"/>
+          <w:b w:val="0"/>
+          <w:i w:val="0"/>
+          <w:sz w:val="22"/>
+        </w:rPr>
+        <w:t xml:space="preserve"> dengan amplitudo perpindahan A adalah...</w:t>
       </w:r>
     </w:p>
     <w:p>
@@ -7255,7 +7666,38 @@
           <w:color w:val="333333"/>
           <w:sz w:val="21"/>
         </w:rPr>
-        <w:t>v_max = A</w:t>
+        <w:t xml:space="preserve"/>
+      </w:r>
+      <w:r>
+        <w:rPr>
+          <w:rFonts w:ascii="Arial" w:hAnsi="Arial" w:cs="Arial"/>
+          <w:b w:val="0"/>
+          <w:i w:val="0"/>
+          <w:color w:val="333333"/>
+          <w:sz w:val="21"/>
+        </w:rPr>
+        <w:t xml:space="preserve">v</w:t>
+      </w:r>
+      <w:r>
+        <w:rPr>
+          <w:rFonts w:ascii="Arial" w:hAnsi="Arial" w:cs="Arial"/>
+          <w:b w:val="0"/>
+          <w:i w:val="0"/>
+          <w:color w:val="333333"/>
+          <w:sz w:val="21"/>
+          <w:vertAlign w:val="subscript"/>
+        </w:rPr>
+        <w:t xml:space="preserve">max</w:t>
+      </w:r>
+      <w:r>
+        <w:rPr>
+          <w:rFonts w:ascii="Arial" w:hAnsi="Arial" w:cs="Arial"/>
+          <w:b w:val="0"/>
+          <w:i w:val="0"/>
+          <w:color w:val="333333"/>
+          <w:sz w:val="21"/>
+        </w:rPr>
+        <w:t xml:space="preserve"> = A</w:t>
       </w:r>
     </w:p>
     <w:p>
@@ -7291,7 +7733,38 @@
           <w:color w:val="333333"/>
           <w:sz w:val="21"/>
         </w:rPr>
-        <w:t>v_max = A·ω</w:t>
+        <w:t xml:space="preserve"/>
+      </w:r>
+      <w:r>
+        <w:rPr>
+          <w:rFonts w:ascii="Arial" w:hAnsi="Arial" w:cs="Arial"/>
+          <w:b w:val="0"/>
+          <w:i w:val="0"/>
+          <w:color w:val="333333"/>
+          <w:sz w:val="21"/>
+        </w:rPr>
+        <w:t xml:space="preserve">v</w:t>
+      </w:r>
+      <w:r>
+        <w:rPr>
+          <w:rFonts w:ascii="Arial" w:hAnsi="Arial" w:cs="Arial"/>
+          <w:b w:val="0"/>
+          <w:i w:val="0"/>
+          <w:color w:val="333333"/>
+          <w:sz w:val="21"/>
+          <w:vertAlign w:val="subscript"/>
+        </w:rPr>
+        <w:t xml:space="preserve">max</w:t>
+      </w:r>
+      <w:r>
+        <w:rPr>
+          <w:rFonts w:ascii="Arial" w:hAnsi="Arial" w:cs="Arial"/>
+          <w:b w:val="0"/>
+          <w:i w:val="0"/>
+          <w:color w:val="333333"/>
+          <w:sz w:val="21"/>
+        </w:rPr>
+        <w:t xml:space="preserve"> = A·ω</w:t>
       </w:r>
     </w:p>
     <w:p>
@@ -7327,7 +7800,38 @@
           <w:color w:val="333333"/>
           <w:sz w:val="21"/>
         </w:rPr>
-        <w:t>v_max = A·ω²</w:t>
+        <w:t xml:space="preserve"/>
+      </w:r>
+      <w:r>
+        <w:rPr>
+          <w:rFonts w:ascii="Arial" w:hAnsi="Arial" w:cs="Arial"/>
+          <w:b w:val="0"/>
+          <w:i w:val="0"/>
+          <w:color w:val="333333"/>
+          <w:sz w:val="21"/>
+        </w:rPr>
+        <w:t xml:space="preserve">v</w:t>
+      </w:r>
+      <w:r>
+        <w:rPr>
+          <w:rFonts w:ascii="Arial" w:hAnsi="Arial" w:cs="Arial"/>
+          <w:b w:val="0"/>
+          <w:i w:val="0"/>
+          <w:color w:val="333333"/>
+          <w:sz w:val="21"/>
+          <w:vertAlign w:val="subscript"/>
+        </w:rPr>
+        <w:t xml:space="preserve">max</w:t>
+      </w:r>
+      <w:r>
+        <w:rPr>
+          <w:rFonts w:ascii="Arial" w:hAnsi="Arial" w:cs="Arial"/>
+          <w:b w:val="0"/>
+          <w:i w:val="0"/>
+          <w:color w:val="333333"/>
+          <w:sz w:val="21"/>
+        </w:rPr>
+        <w:t xml:space="preserve"> = A·ω²</w:t>
       </w:r>
     </w:p>
     <w:p>
@@ -7363,7 +7867,38 @@
           <w:color w:val="333333"/>
           <w:sz w:val="21"/>
         </w:rPr>
-        <w:t>v_max = A/ω</w:t>
+        <w:t xml:space="preserve"/>
+      </w:r>
+      <w:r>
+        <w:rPr>
+          <w:rFonts w:ascii="Arial" w:hAnsi="Arial" w:cs="Arial"/>
+          <w:b w:val="0"/>
+          <w:i w:val="0"/>
+          <w:color w:val="333333"/>
+          <w:sz w:val="21"/>
+        </w:rPr>
+        <w:t xml:space="preserve">v</w:t>
+      </w:r>
+      <w:r>
+        <w:rPr>
+          <w:rFonts w:ascii="Arial" w:hAnsi="Arial" w:cs="Arial"/>
+          <w:b w:val="0"/>
+          <w:i w:val="0"/>
+          <w:color w:val="333333"/>
+          <w:sz w:val="21"/>
+          <w:vertAlign w:val="subscript"/>
+        </w:rPr>
+        <w:t xml:space="preserve">max</w:t>
+      </w:r>
+      <w:r>
+        <w:rPr>
+          <w:rFonts w:ascii="Arial" w:hAnsi="Arial" w:cs="Arial"/>
+          <w:b w:val="0"/>
+          <w:i w:val="0"/>
+          <w:color w:val="333333"/>
+          <w:sz w:val="21"/>
+        </w:rPr>
+        <w:t xml:space="preserve"> = A/ω</w:t>
       </w:r>
     </w:p>
     <w:p>
@@ -7831,7 +8366,18 @@
           <w:color w:val="333333"/>
           <w:sz w:val="21"/>
         </w:rPr>
-        <w:t>Berkurang secara eksponensial dengan envelope e^(−ζωₙt)</w:t>
+        <w:t xml:space="preserve">Berkurang secara eksponensial dengan envelope e</w:t>
+      </w:r>
+      <w:r>
+        <w:rPr>
+          <w:rFonts w:ascii="Arial" w:hAnsi="Arial" w:cs="Arial"/>
+          <w:b w:val="0"/>
+          <w:i w:val="0"/>
+          <w:color w:val="333333"/>
+          <w:sz w:val="21"/>
+          <w:vertAlign w:val="superscript"/>
+        </w:rPr>
+        <w:t xml:space="preserve">−ζωₙt</w:t>
       </w:r>
     </w:p>
     <w:p>
@@ -8234,7 +8780,35 @@
           <w:i w:val="0"/>
           <w:sz w:val="22"/>
         </w:rPr>
-        <w:t>Parameter sistem referensi (dipakai C1-C10, kecuali dinyatakan lain di soal):</w:t>
+        <w:t xml:space="preserve">Parameter sistem referensi (dipakai </w:t>
+      </w:r>
+      <w:r>
+        <w:rPr>
+          <w:rFonts w:ascii="Arial" w:hAnsi="Arial" w:cs="Arial"/>
+          <w:b w:val="0"/>
+          <w:i w:val="0"/>
+          <w:sz w:val="22"/>
+        </w:rPr>
+        <w:t xml:space="preserve">C</w:t>
+      </w:r>
+      <w:r>
+        <w:rPr>
+          <w:rFonts w:ascii="Arial" w:hAnsi="Arial" w:cs="Arial"/>
+          <w:b w:val="0"/>
+          <w:i w:val="0"/>
+          <w:sz w:val="22"/>
+          <w:vertAlign w:val="subscript"/>
+        </w:rPr>
+        <w:t xml:space="preserve">1</w:t>
+      </w:r>
+      <w:r>
+        <w:rPr>
+          <w:rFonts w:ascii="Arial" w:hAnsi="Arial" w:cs="Arial"/>
+          <w:b w:val="0"/>
+          <w:i w:val="0"/>
+          <w:sz w:val="22"/>
+        </w:rPr>
+        <w:t xml:space="preserve">-C10, kecuali dinyatakan lain di soal):</w:t>
       </w:r>
     </w:p>
     <w:p>
@@ -8330,7 +8904,35 @@
           <w:i w:val="0"/>
           <w:sz w:val="17"/>
         </w:rPr>
-        <w:t>x0 = 0.1     # simpangan awal (m)</w:t>
+        <w:t xml:space="preserve"/>
+      </w:r>
+      <w:r>
+        <w:rPr>
+          <w:rFonts w:ascii="Consolas" w:hAnsi="Consolas" w:cs="Consolas"/>
+          <w:b w:val="0"/>
+          <w:i w:val="0"/>
+          <w:sz w:val="17"/>
+        </w:rPr>
+        <w:t xml:space="preserve">x</w:t>
+      </w:r>
+      <w:r>
+        <w:rPr>
+          <w:rFonts w:ascii="Consolas" w:hAnsi="Consolas" w:cs="Consolas"/>
+          <w:b w:val="0"/>
+          <w:i w:val="0"/>
+          <w:sz w:val="17"/>
+          <w:vertAlign w:val="subscript"/>
+        </w:rPr>
+        <w:t xml:space="preserve">0</w:t>
+      </w:r>
+      <w:r>
+        <w:rPr>
+          <w:rFonts w:ascii="Consolas" w:hAnsi="Consolas" w:cs="Consolas"/>
+          <w:b w:val="0"/>
+          <w:i w:val="0"/>
+          <w:sz w:val="17"/>
+        </w:rPr>
+        <w:t xml:space="preserve"> = 0.1     # simpangan awal (m)</w:t>
       </w:r>
     </w:p>
     <w:p>
@@ -8346,7 +8948,35 @@
           <w:i w:val="0"/>
           <w:sz w:val="17"/>
         </w:rPr>
-        <w:t>v0 = 0.0     # kecepatan awal (m/s)</w:t>
+        <w:t xml:space="preserve"/>
+      </w:r>
+      <w:r>
+        <w:rPr>
+          <w:rFonts w:ascii="Consolas" w:hAnsi="Consolas" w:cs="Consolas"/>
+          <w:b w:val="0"/>
+          <w:i w:val="0"/>
+          <w:sz w:val="17"/>
+        </w:rPr>
+        <w:t xml:space="preserve">v</w:t>
+      </w:r>
+      <w:r>
+        <w:rPr>
+          <w:rFonts w:ascii="Consolas" w:hAnsi="Consolas" w:cs="Consolas"/>
+          <w:b w:val="0"/>
+          <w:i w:val="0"/>
+          <w:sz w:val="17"/>
+          <w:vertAlign w:val="subscript"/>
+        </w:rPr>
+        <w:t xml:space="preserve">0</w:t>
+      </w:r>
+      <w:r>
+        <w:rPr>
+          <w:rFonts w:ascii="Consolas" w:hAnsi="Consolas" w:cs="Consolas"/>
+          <w:b w:val="0"/>
+          <w:i w:val="0"/>
+          <w:sz w:val="17"/>
+        </w:rPr>
+        <w:t xml:space="preserve"> = 0.0     # kecepatan awal (m/s)</w:t>
       </w:r>
     </w:p>
     <w:p>
@@ -8586,7 +9216,69 @@
           <w:color w:val="333333"/>
           <w:sz w:val="21"/>
         </w:rPr>
-        <w:t>Hitung redaman kritis c_c = 2√(km) dulu, lalu rasio redaman ζ = c/c_c (tak berdimensi).</w:t>
+        <w:t xml:space="preserve">Hitung redaman kritis </w:t>
+      </w:r>
+      <w:r>
+        <w:rPr>
+          <w:rFonts w:ascii="Arial" w:hAnsi="Arial" w:cs="Arial"/>
+          <w:b w:val="0"/>
+          <w:i w:val="0"/>
+          <w:color w:val="333333"/>
+          <w:sz w:val="21"/>
+        </w:rPr>
+        <w:t xml:space="preserve">c</w:t>
+      </w:r>
+      <w:r>
+        <w:rPr>
+          <w:rFonts w:ascii="Arial" w:hAnsi="Arial" w:cs="Arial"/>
+          <w:b w:val="0"/>
+          <w:i w:val="0"/>
+          <w:color w:val="333333"/>
+          <w:sz w:val="21"/>
+          <w:vertAlign w:val="subscript"/>
+        </w:rPr>
+        <w:t xml:space="preserve">c</w:t>
+      </w:r>
+      <w:r>
+        <w:rPr>
+          <w:rFonts w:ascii="Arial" w:hAnsi="Arial" w:cs="Arial"/>
+          <w:b w:val="0"/>
+          <w:i w:val="0"/>
+          <w:color w:val="333333"/>
+          <w:sz w:val="21"/>
+        </w:rPr>
+        <w:t xml:space="preserve"> = 2√(km) dulu, lalu rasio redaman ζ = c/</w:t>
+      </w:r>
+      <w:r>
+        <w:rPr>
+          <w:rFonts w:ascii="Arial" w:hAnsi="Arial" w:cs="Arial"/>
+          <w:b w:val="0"/>
+          <w:i w:val="0"/>
+          <w:color w:val="333333"/>
+          <w:sz w:val="21"/>
+        </w:rPr>
+        <w:t xml:space="preserve">c</w:t>
+      </w:r>
+      <w:r>
+        <w:rPr>
+          <w:rFonts w:ascii="Arial" w:hAnsi="Arial" w:cs="Arial"/>
+          <w:b w:val="0"/>
+          <w:i w:val="0"/>
+          <w:color w:val="333333"/>
+          <w:sz w:val="21"/>
+          <w:vertAlign w:val="subscript"/>
+        </w:rPr>
+        <w:t xml:space="preserve">c</w:t>
+      </w:r>
+      <w:r>
+        <w:rPr>
+          <w:rFonts w:ascii="Arial" w:hAnsi="Arial" w:cs="Arial"/>
+          <w:b w:val="0"/>
+          <w:i w:val="0"/>
+          <w:color w:val="333333"/>
+          <w:sz w:val="21"/>
+        </w:rPr>
+        <w:t xml:space="preserve"> (tak berdimensi).</w:t>
       </w:r>
     </w:p>
     <w:p>
@@ -8670,7 +9362,63 @@
           <w:i w:val="0"/>
           <w:sz w:val="22"/>
         </w:rPr>
-        <w:t>Untuk getaran harmonik x(t) = A·sin(ωt) dengan A = 0,05 m dan ω = 20 rad/s, hitung kecepatan maksimum v_max (m/s). Gunakan v_max = A·ω.</w:t>
+        <w:t xml:space="preserve">Untuk getaran harmonik x(t) = A·sin(ωt) dengan A = 0,05 m dan ω = 20 rad/s, hitung kecepatan maksimum </w:t>
+      </w:r>
+      <w:r>
+        <w:rPr>
+          <w:rFonts w:ascii="Arial" w:hAnsi="Arial" w:cs="Arial"/>
+          <w:b w:val="0"/>
+          <w:i w:val="0"/>
+          <w:sz w:val="22"/>
+        </w:rPr>
+        <w:t xml:space="preserve">v</w:t>
+      </w:r>
+      <w:r>
+        <w:rPr>
+          <w:rFonts w:ascii="Arial" w:hAnsi="Arial" w:cs="Arial"/>
+          <w:b w:val="0"/>
+          <w:i w:val="0"/>
+          <w:sz w:val="22"/>
+          <w:vertAlign w:val="subscript"/>
+        </w:rPr>
+        <w:t xml:space="preserve">max</w:t>
+      </w:r>
+      <w:r>
+        <w:rPr>
+          <w:rFonts w:ascii="Arial" w:hAnsi="Arial" w:cs="Arial"/>
+          <w:b w:val="0"/>
+          <w:i w:val="0"/>
+          <w:sz w:val="22"/>
+        </w:rPr>
+        <w:t xml:space="preserve"> (m/s). Gunakan </w:t>
+      </w:r>
+      <w:r>
+        <w:rPr>
+          <w:rFonts w:ascii="Arial" w:hAnsi="Arial" w:cs="Arial"/>
+          <w:b w:val="0"/>
+          <w:i w:val="0"/>
+          <w:sz w:val="22"/>
+        </w:rPr>
+        <w:t xml:space="preserve">v</w:t>
+      </w:r>
+      <w:r>
+        <w:rPr>
+          <w:rFonts w:ascii="Arial" w:hAnsi="Arial" w:cs="Arial"/>
+          <w:b w:val="0"/>
+          <w:i w:val="0"/>
+          <w:sz w:val="22"/>
+          <w:vertAlign w:val="subscript"/>
+        </w:rPr>
+        <w:t xml:space="preserve">max</w:t>
+      </w:r>
+      <w:r>
+        <w:rPr>
+          <w:rFonts w:ascii="Arial" w:hAnsi="Arial" w:cs="Arial"/>
+          <w:b w:val="0"/>
+          <w:i w:val="0"/>
+          <w:sz w:val="22"/>
+        </w:rPr>
+        <w:t xml:space="preserve"> = A·ω.</w:t>
       </w:r>
     </w:p>
     <w:p>
@@ -8706,7 +9454,38 @@
           <w:color w:val="333333"/>
           <w:sz w:val="21"/>
         </w:rPr>
-        <w:t>Turunkan x(t) terhadap t: kecepatan maksimum terjadi saat cos=1, sehingga v_max = A·ω.</w:t>
+        <w:t xml:space="preserve">Turunkan x(t) terhadap t: kecepatan maksimum terjadi saat cos=1, sehingga </w:t>
+      </w:r>
+      <w:r>
+        <w:rPr>
+          <w:rFonts w:ascii="Arial" w:hAnsi="Arial" w:cs="Arial"/>
+          <w:b w:val="0"/>
+          <w:i w:val="0"/>
+          <w:color w:val="333333"/>
+          <w:sz w:val="21"/>
+        </w:rPr>
+        <w:t xml:space="preserve">v</w:t>
+      </w:r>
+      <w:r>
+        <w:rPr>
+          <w:rFonts w:ascii="Arial" w:hAnsi="Arial" w:cs="Arial"/>
+          <w:b w:val="0"/>
+          <w:i w:val="0"/>
+          <w:color w:val="333333"/>
+          <w:sz w:val="21"/>
+          <w:vertAlign w:val="subscript"/>
+        </w:rPr>
+        <w:t xml:space="preserve">max</w:t>
+      </w:r>
+      <w:r>
+        <w:rPr>
+          <w:rFonts w:ascii="Arial" w:hAnsi="Arial" w:cs="Arial"/>
+          <w:b w:val="0"/>
+          <w:i w:val="0"/>
+          <w:color w:val="333333"/>
+          <w:sz w:val="21"/>
+        </w:rPr>
+        <w:t xml:space="preserve"> = A·ω.</w:t>
       </w:r>
     </w:p>
     <w:p>
@@ -8730,7 +9509,63 @@
           <w:i w:val="0"/>
           <w:sz w:val="22"/>
         </w:rPr>
-        <w:t>Untuk getaran harmonik x(t) = A·sin(ωt) dengan A = 0,05 m dan ω = 20 rad/s, hitung percepatan maksimum a_max (m/s²). Gunakan a_max = A·ω².</w:t>
+        <w:t xml:space="preserve">Untuk getaran harmonik x(t) = A·sin(ωt) dengan A = 0,05 m dan ω = 20 rad/s, hitung percepatan maksimum </w:t>
+      </w:r>
+      <w:r>
+        <w:rPr>
+          <w:rFonts w:ascii="Arial" w:hAnsi="Arial" w:cs="Arial"/>
+          <w:b w:val="0"/>
+          <w:i w:val="0"/>
+          <w:sz w:val="22"/>
+        </w:rPr>
+        <w:t xml:space="preserve">a</w:t>
+      </w:r>
+      <w:r>
+        <w:rPr>
+          <w:rFonts w:ascii="Arial" w:hAnsi="Arial" w:cs="Arial"/>
+          <w:b w:val="0"/>
+          <w:i w:val="0"/>
+          <w:sz w:val="22"/>
+          <w:vertAlign w:val="subscript"/>
+        </w:rPr>
+        <w:t xml:space="preserve">max</w:t>
+      </w:r>
+      <w:r>
+        <w:rPr>
+          <w:rFonts w:ascii="Arial" w:hAnsi="Arial" w:cs="Arial"/>
+          <w:b w:val="0"/>
+          <w:i w:val="0"/>
+          <w:sz w:val="22"/>
+        </w:rPr>
+        <w:t xml:space="preserve"> (m/s²). Gunakan </w:t>
+      </w:r>
+      <w:r>
+        <w:rPr>
+          <w:rFonts w:ascii="Arial" w:hAnsi="Arial" w:cs="Arial"/>
+          <w:b w:val="0"/>
+          <w:i w:val="0"/>
+          <w:sz w:val="22"/>
+        </w:rPr>
+        <w:t xml:space="preserve">a</w:t>
+      </w:r>
+      <w:r>
+        <w:rPr>
+          <w:rFonts w:ascii="Arial" w:hAnsi="Arial" w:cs="Arial"/>
+          <w:b w:val="0"/>
+          <w:i w:val="0"/>
+          <w:sz w:val="22"/>
+          <w:vertAlign w:val="subscript"/>
+        </w:rPr>
+        <w:t xml:space="preserve">max</w:t>
+      </w:r>
+      <w:r>
+        <w:rPr>
+          <w:rFonts w:ascii="Arial" w:hAnsi="Arial" w:cs="Arial"/>
+          <w:b w:val="0"/>
+          <w:i w:val="0"/>
+          <w:sz w:val="22"/>
+        </w:rPr>
+        <w:t xml:space="preserve"> = A·ω².</w:t>
       </w:r>
     </w:p>
     <w:p>
@@ -8766,7 +9601,38 @@
           <w:color w:val="333333"/>
           <w:sz w:val="21"/>
         </w:rPr>
-        <w:t>Turunan kedua x(t): percepatan maksimum a_max = A·ω²; hasil dalam m/s².</w:t>
+        <w:t xml:space="preserve">Turunan kedua x(t): percepatan maksimum </w:t>
+      </w:r>
+      <w:r>
+        <w:rPr>
+          <w:rFonts w:ascii="Arial" w:hAnsi="Arial" w:cs="Arial"/>
+          <w:b w:val="0"/>
+          <w:i w:val="0"/>
+          <w:color w:val="333333"/>
+          <w:sz w:val="21"/>
+        </w:rPr>
+        <w:t xml:space="preserve">a</w:t>
+      </w:r>
+      <w:r>
+        <w:rPr>
+          <w:rFonts w:ascii="Arial" w:hAnsi="Arial" w:cs="Arial"/>
+          <w:b w:val="0"/>
+          <w:i w:val="0"/>
+          <w:color w:val="333333"/>
+          <w:sz w:val="21"/>
+          <w:vertAlign w:val="subscript"/>
+        </w:rPr>
+        <w:t xml:space="preserve">max</w:t>
+      </w:r>
+      <w:r>
+        <w:rPr>
+          <w:rFonts w:ascii="Arial" w:hAnsi="Arial" w:cs="Arial"/>
+          <w:b w:val="0"/>
+          <w:i w:val="0"/>
+          <w:color w:val="333333"/>
+          <w:sz w:val="21"/>
+        </w:rPr>
+        <w:t xml:space="preserve"> = A·ω²; hasil dalam m/s².</w:t>
       </w:r>
     </w:p>
     <w:p>
@@ -9037,7 +9903,131 @@
           <w:color w:val="333333"/>
           <w:sz w:val="21"/>
         </w:rPr>
-        <w:t>Ubah sistem orde-2 jadi dua persamaan orde-1 (y1=x, y2=ẋ), iterasi RK4 (k1..k4), lalu deteksi puncak positif pertama dengan scipy.signal.find_peaks.</w:t>
+        <w:t xml:space="preserve">Ubah sistem orde-2 jadi dua persamaan orde-1 (</w:t>
+      </w:r>
+      <w:r>
+        <w:rPr>
+          <w:rFonts w:ascii="Arial" w:hAnsi="Arial" w:cs="Arial"/>
+          <w:b w:val="0"/>
+          <w:i w:val="0"/>
+          <w:color w:val="333333"/>
+          <w:sz w:val="21"/>
+        </w:rPr>
+        <w:t xml:space="preserve">y</w:t>
+      </w:r>
+      <w:r>
+        <w:rPr>
+          <w:rFonts w:ascii="Arial" w:hAnsi="Arial" w:cs="Arial"/>
+          <w:b w:val="0"/>
+          <w:i w:val="0"/>
+          <w:color w:val="333333"/>
+          <w:sz w:val="21"/>
+          <w:vertAlign w:val="subscript"/>
+        </w:rPr>
+        <w:t xml:space="preserve">1</w:t>
+      </w:r>
+      <w:r>
+        <w:rPr>
+          <w:rFonts w:ascii="Arial" w:hAnsi="Arial" w:cs="Arial"/>
+          <w:b w:val="0"/>
+          <w:i w:val="0"/>
+          <w:color w:val="333333"/>
+          <w:sz w:val="21"/>
+        </w:rPr>
+        <w:t xml:space="preserve">=x, </w:t>
+      </w:r>
+      <w:r>
+        <w:rPr>
+          <w:rFonts w:ascii="Arial" w:hAnsi="Arial" w:cs="Arial"/>
+          <w:b w:val="0"/>
+          <w:i w:val="0"/>
+          <w:color w:val="333333"/>
+          <w:sz w:val="21"/>
+        </w:rPr>
+        <w:t xml:space="preserve">y</w:t>
+      </w:r>
+      <w:r>
+        <w:rPr>
+          <w:rFonts w:ascii="Arial" w:hAnsi="Arial" w:cs="Arial"/>
+          <w:b w:val="0"/>
+          <w:i w:val="0"/>
+          <w:color w:val="333333"/>
+          <w:sz w:val="21"/>
+          <w:vertAlign w:val="subscript"/>
+        </w:rPr>
+        <w:t xml:space="preserve">2</w:t>
+      </w:r>
+      <w:r>
+        <w:rPr>
+          <w:rFonts w:ascii="Arial" w:hAnsi="Arial" w:cs="Arial"/>
+          <w:b w:val="0"/>
+          <w:i w:val="0"/>
+          <w:color w:val="333333"/>
+          <w:sz w:val="21"/>
+        </w:rPr>
+        <w:t xml:space="preserve">=ẋ), iterasi RK4 (</w:t>
+      </w:r>
+      <w:r>
+        <w:rPr>
+          <w:rFonts w:ascii="Arial" w:hAnsi="Arial" w:cs="Arial"/>
+          <w:b w:val="0"/>
+          <w:i w:val="0"/>
+          <w:color w:val="333333"/>
+          <w:sz w:val="21"/>
+        </w:rPr>
+        <w:t xml:space="preserve">k</w:t>
+      </w:r>
+      <w:r>
+        <w:rPr>
+          <w:rFonts w:ascii="Arial" w:hAnsi="Arial" w:cs="Arial"/>
+          <w:b w:val="0"/>
+          <w:i w:val="0"/>
+          <w:color w:val="333333"/>
+          <w:sz w:val="21"/>
+          <w:vertAlign w:val="subscript"/>
+        </w:rPr>
+        <w:t xml:space="preserve">1</w:t>
+      </w:r>
+      <w:r>
+        <w:rPr>
+          <w:rFonts w:ascii="Arial" w:hAnsi="Arial" w:cs="Arial"/>
+          <w:b w:val="0"/>
+          <w:i w:val="0"/>
+          <w:color w:val="333333"/>
+          <w:sz w:val="21"/>
+        </w:rPr>
+        <w:t xml:space="preserve">..</w:t>
+      </w:r>
+      <w:r>
+        <w:rPr>
+          <w:rFonts w:ascii="Arial" w:hAnsi="Arial" w:cs="Arial"/>
+          <w:b w:val="0"/>
+          <w:i w:val="0"/>
+          <w:color w:val="333333"/>
+          <w:sz w:val="21"/>
+        </w:rPr>
+        <w:t xml:space="preserve">k</w:t>
+      </w:r>
+      <w:r>
+        <w:rPr>
+          <w:rFonts w:ascii="Arial" w:hAnsi="Arial" w:cs="Arial"/>
+          <w:b w:val="0"/>
+          <w:i w:val="0"/>
+          <w:color w:val="333333"/>
+          <w:sz w:val="21"/>
+          <w:vertAlign w:val="subscript"/>
+        </w:rPr>
+        <w:t xml:space="preserve">4</w:t>
+      </w:r>
+      <w:r>
+        <w:rPr>
+          <w:rFonts w:ascii="Arial" w:hAnsi="Arial" w:cs="Arial"/>
+          <w:b w:val="0"/>
+          <w:i w:val="0"/>
+          <w:color w:val="333333"/>
+          <w:sz w:val="21"/>
+        </w:rPr>
+        <w:t xml:space="preserve">), lalu deteksi puncak positif pertama dengan scipy.signal.find_peaks.</w:t>
       </w:r>
     </w:p>
     <w:p>
@@ -9061,7 +10051,35 @@
           <w:i w:val="0"/>
           <w:sz w:val="22"/>
         </w:rPr>
-        <w:t>Identifikasi rasio redaman ζ dari data simulasi getaran bebas underdamped menggunakan metode logarithmic decrement. Generate data signal: x(t) = 0,1·exp(−0,5·t)·cos(10·t) untuk t ∈ [0, 4] (1000 sampel). Deteksi puncak-puncak (peaks), hitung δ = (1/n)·ln(x1/x_(1+n)) dengan n=5, lalu hitung ζ = δ/√(4π² + δ²). Laporkan ζ estimasi.</w:t>
+        <w:t xml:space="preserve">Identifikasi rasio redaman ζ dari data simulasi getaran bebas underdamped menggunakan metode logarithmic decrement. Generate data signal: x(t) = 0,1·exp(−0,5·t)·cos(10·t) untuk t ∈ [0, 4] (1000 sampel). Deteksi puncak-puncak (peaks), hitung δ = (1/n)·ln(</w:t>
+      </w:r>
+      <w:r>
+        <w:rPr>
+          <w:rFonts w:ascii="Arial" w:hAnsi="Arial" w:cs="Arial"/>
+          <w:b w:val="0"/>
+          <w:i w:val="0"/>
+          <w:sz w:val="22"/>
+        </w:rPr>
+        <w:t xml:space="preserve">x</w:t>
+      </w:r>
+      <w:r>
+        <w:rPr>
+          <w:rFonts w:ascii="Arial" w:hAnsi="Arial" w:cs="Arial"/>
+          <w:b w:val="0"/>
+          <w:i w:val="0"/>
+          <w:sz w:val="22"/>
+          <w:vertAlign w:val="subscript"/>
+        </w:rPr>
+        <w:t xml:space="preserve">1</w:t>
+      </w:r>
+      <w:r>
+        <w:rPr>
+          <w:rFonts w:ascii="Arial" w:hAnsi="Arial" w:cs="Arial"/>
+          <w:b w:val="0"/>
+          <w:i w:val="0"/>
+          <w:sz w:val="22"/>
+        </w:rPr>
+        <w:t xml:space="preserve">/x_(1+n)) dengan n=5, lalu hitung ζ = δ/√(4π² + δ²). Laporkan ζ estimasi.</w:t>
       </w:r>
     </w:p>
     <w:p>
@@ -9097,7 +10115,38 @@
           <w:color w:val="333333"/>
           <w:sz w:val="21"/>
         </w:rPr>
-        <w:t>Deteksi puncak sinyal dengan scipy.signal.find_peaks, ambil puncak ke-1 dan ke-(1+n), hitung δ = (1/n)·ln(x1/x_(1+n)), lalu ζ = δ/√(4π²+δ²).</w:t>
+        <w:t xml:space="preserve">Deteksi puncak sinyal dengan scipy.signal.find_peaks, ambil puncak ke-1 dan ke-(1+n), hitung δ = (1/n)·ln(</w:t>
+      </w:r>
+      <w:r>
+        <w:rPr>
+          <w:rFonts w:ascii="Arial" w:hAnsi="Arial" w:cs="Arial"/>
+          <w:b w:val="0"/>
+          <w:i w:val="0"/>
+          <w:color w:val="333333"/>
+          <w:sz w:val="21"/>
+        </w:rPr>
+        <w:t xml:space="preserve">x</w:t>
+      </w:r>
+      <w:r>
+        <w:rPr>
+          <w:rFonts w:ascii="Arial" w:hAnsi="Arial" w:cs="Arial"/>
+          <w:b w:val="0"/>
+          <w:i w:val="0"/>
+          <w:color w:val="333333"/>
+          <w:sz w:val="21"/>
+          <w:vertAlign w:val="subscript"/>
+        </w:rPr>
+        <w:t xml:space="preserve">1</w:t>
+      </w:r>
+      <w:r>
+        <w:rPr>
+          <w:rFonts w:ascii="Arial" w:hAnsi="Arial" w:cs="Arial"/>
+          <w:b w:val="0"/>
+          <w:i w:val="0"/>
+          <w:color w:val="333333"/>
+          <w:sz w:val="21"/>
+        </w:rPr>
+        <w:t xml:space="preserve">/x_(1+n)), lalu ζ = δ/√(4π²+δ²).</w:t>
       </w:r>
     </w:p>
     <w:p>
@@ -9241,7 +10290,35 @@
           <w:i w:val="0"/>
           <w:sz w:val="22"/>
         </w:rPr>
-        <w:t>Energi getaran: untuk sistem referensi (m=5, k=2000) yang berosilasi dengan amplitudo A = 0,05 m pada frekuensi naturalnya, hitung energi total maksimum sistem (Joule). Energi total getaran bebas = ½·k·A² (energi potensial maksimum saat x = A) = ½·m·v_max² (energi kinetik maksimum saat x = 0).</w:t>
+        <w:t xml:space="preserve">Energi getaran: untuk sistem referensi (m=5, k=2000) yang berosilasi dengan amplitudo A = 0,05 m pada frekuensi naturalnya, hitung energi total maksimum sistem (Joule). Energi total getaran bebas = ½·k·A² (energi potensial maksimum saat x = A) = ½·m·</w:t>
+      </w:r>
+      <w:r>
+        <w:rPr>
+          <w:rFonts w:ascii="Arial" w:hAnsi="Arial" w:cs="Arial"/>
+          <w:b w:val="0"/>
+          <w:i w:val="0"/>
+          <w:sz w:val="22"/>
+        </w:rPr>
+        <w:t xml:space="preserve">v</w:t>
+      </w:r>
+      <w:r>
+        <w:rPr>
+          <w:rFonts w:ascii="Arial" w:hAnsi="Arial" w:cs="Arial"/>
+          <w:b w:val="0"/>
+          <w:i w:val="0"/>
+          <w:sz w:val="22"/>
+          <w:vertAlign w:val="subscript"/>
+        </w:rPr>
+        <w:t xml:space="preserve">max</w:t>
+      </w:r>
+      <w:r>
+        <w:rPr>
+          <w:rFonts w:ascii="Arial" w:hAnsi="Arial" w:cs="Arial"/>
+          <w:b w:val="0"/>
+          <w:i w:val="0"/>
+          <w:sz w:val="22"/>
+        </w:rPr>
+        <w:t xml:space="preserve">² (energi kinetik maksimum saat x = 0).</w:t>
       </w:r>
     </w:p>
     <w:p>
@@ -9375,7 +10452,7 @@
           <w:color w:val="0563C1"/>
           <w:sz w:val="21"/>
         </w:rPr>
-        <w:t xml:space="preserve"> https://doi.org/10.1016/j.jsv.2019.05.040</w:t>
+        <w:t xml:space="preserve"> https://doi.org/10.1016/j·jsv.2019.05.040</w:t>
       </w:r>
     </w:p>
     <w:p>

--- a/Getaran-Mekanik/Modul-Word/Modul-1-Konsep-Dasar-Getaran.docx
+++ b/Getaran-Mekanik/Modul-Word/Modul-1-Konsep-Dasar-Getaran.docx
@@ -2852,8 +2852,11 @@
     </w:p>
     <w:p>
       <w:pPr>
+        <w:tabs>
+          <w:tab w:val="center" w:pos="4393"/>
+          <w:tab w:val="right" w:pos="8787"/>
+        </w:tabs>
         <w:spacing w:before="40" w:after="120"/>
-        <w:jc w:val="center"/>
       </w:pPr>
       <w:r>
         <w:rPr>
@@ -2863,7 +2866,7 @@
           <w:color w:val="305496"/>
           <w:sz w:val="22"/>
         </w:rPr>
-        <w:t>x(t) = A sin(ωt + φ)</w:t>
+        <w:tab/>
       </w:r>
       <w:r>
         <w:rPr>
@@ -2873,7 +2876,18 @@
           <w:color w:val="305496"/>
           <w:sz w:val="22"/>
         </w:rPr>
-        <w:t xml:space="preserve">   (1)</w:t>
+        <w:t>x(t) = A sin(ωt + φ)</w:t>
+      </w:r>
+      <w:r>
+        <w:rPr>
+          <w:rFonts w:ascii="Arial" w:hAnsi="Arial" w:cs="Arial"/>
+          <w:b/>
+          <w:i/>
+          <w:color w:val="305496"/>
+          <w:sz w:val="22"/>
+        </w:rPr>
+        <w:tab/>
+        <w:t xml:space="preserve">(1)</w:t>
       </w:r>
     </w:p>
     <w:p>
@@ -2926,8 +2940,11 @@
     </w:p>
     <w:p>
       <w:pPr>
+        <w:tabs>
+          <w:tab w:val="center" w:pos="4393"/>
+          <w:tab w:val="right" w:pos="8787"/>
+        </w:tabs>
         <w:spacing w:before="40" w:after="120"/>
-        <w:jc w:val="center"/>
       </w:pPr>
       <w:r>
         <w:rPr>
@@ -2937,7 +2954,7 @@
           <w:color w:val="305496"/>
           <w:sz w:val="22"/>
         </w:rPr>
-        <w:t>x(t) = A·sin(ωt) → v(t) = A·ω·cos(ωt) → a(t) = −A·ω²·sin(ωt)</w:t>
+        <w:tab/>
       </w:r>
       <w:r>
         <w:rPr>
@@ -2947,7 +2964,18 @@
           <w:color w:val="305496"/>
           <w:sz w:val="22"/>
         </w:rPr>
-        <w:t xml:space="preserve">   (2)</w:t>
+        <w:t>x(t) = A·sin(ωt) → v(t) = A·ω·cos(ωt) → a(t) = −A·ω²·sin(ωt)</w:t>
+      </w:r>
+      <w:r>
+        <w:rPr>
+          <w:rFonts w:ascii="Arial" w:hAnsi="Arial" w:cs="Arial"/>
+          <w:b/>
+          <w:i/>
+          <w:color w:val="305496"/>
+          <w:sz w:val="22"/>
+        </w:rPr>
+        <w:tab/>
+        <w:t xml:space="preserve">(2)</w:t>
       </w:r>
     </w:p>
     <w:p>
@@ -4622,8 +4650,11 @@
     </w:p>
     <w:p>
       <w:pPr>
+        <w:tabs>
+          <w:tab w:val="center" w:pos="4393"/>
+          <w:tab w:val="right" w:pos="8787"/>
+        </w:tabs>
         <w:spacing w:before="40" w:after="120"/>
-        <w:jc w:val="center"/>
       </w:pPr>
       <w:r>
         <w:rPr>
@@ -4633,7 +4664,7 @@
           <w:color w:val="305496"/>
           <w:sz w:val="22"/>
         </w:rPr>
-        <w:t>mẍ + cẋ + kx = 0</w:t>
+        <w:tab/>
       </w:r>
       <w:r>
         <w:rPr>
@@ -4643,7 +4674,18 @@
           <w:color w:val="305496"/>
           <w:sz w:val="22"/>
         </w:rPr>
-        <w:t xml:space="preserve">   (3)</w:t>
+        <w:t>mẍ + cẋ + kx = 0</w:t>
+      </w:r>
+      <w:r>
+        <w:rPr>
+          <w:rFonts w:ascii="Arial" w:hAnsi="Arial" w:cs="Arial"/>
+          <w:b/>
+          <w:i/>
+          <w:color w:val="305496"/>
+          <w:sz w:val="22"/>
+        </w:rPr>
+        <w:tab/>
+        <w:t xml:space="preserve">(3)</w:t>
       </w:r>
     </w:p>
     <w:p>
@@ -4687,8 +4729,11 @@
     </w:p>
     <w:p>
       <w:pPr>
+        <w:tabs>
+          <w:tab w:val="center" w:pos="4393"/>
+          <w:tab w:val="right" w:pos="8787"/>
+        </w:tabs>
         <w:spacing w:before="40" w:after="120"/>
-        <w:jc w:val="center"/>
       </w:pPr>
       <w:r>
         <w:rPr>
@@ -4698,7 +4743,7 @@
           <w:color w:val="305496"/>
           <w:sz w:val="22"/>
         </w:rPr>
-        <w:t xml:space="preserve">x(t) = A·e</w:t>
+        <w:tab/>
       </w:r>
       <w:r>
         <w:rPr>
@@ -4707,9 +4752,8 @@
           <w:i/>
           <w:color w:val="305496"/>
           <w:sz w:val="22"/>
-          <w:vertAlign w:val="superscript"/>
-        </w:rPr>
-        <w:t xml:space="preserve">−ζωₙt</w:t>
+        </w:rPr>
+        <w:t xml:space="preserve">x(t) = A·e</w:t>
       </w:r>
       <w:r>
         <w:rPr>
@@ -4718,8 +4762,9 @@
           <w:i/>
           <w:color w:val="305496"/>
           <w:sz w:val="22"/>
-        </w:rPr>
-        <w:t xml:space="preserve">·sin(ωd·t + φ)</w:t>
+          <w:vertAlign w:val="superscript"/>
+        </w:rPr>
+        <w:t xml:space="preserve">−ζωₙt</w:t>
       </w:r>
       <w:r>
         <w:rPr>
@@ -4729,7 +4774,18 @@
           <w:color w:val="305496"/>
           <w:sz w:val="22"/>
         </w:rPr>
-        <w:t xml:space="preserve">   (4)</w:t>
+        <w:t xml:space="preserve">·sin(ωd·t + φ)</w:t>
+      </w:r>
+      <w:r>
+        <w:rPr>
+          <w:rFonts w:ascii="Arial" w:hAnsi="Arial" w:cs="Arial"/>
+          <w:b/>
+          <w:i/>
+          <w:color w:val="305496"/>
+          <w:sz w:val="22"/>
+        </w:rPr>
+        <w:tab/>
+        <w:t xml:space="preserve">(4)</w:t>
       </w:r>
     </w:p>
     <w:p>
@@ -4889,8 +4945,11 @@
     </w:p>
     <w:p>
       <w:pPr>
+        <w:tabs>
+          <w:tab w:val="center" w:pos="4393"/>
+          <w:tab w:val="right" w:pos="8787"/>
+        </w:tabs>
         <w:spacing w:before="40" w:after="120"/>
-        <w:jc w:val="center"/>
       </w:pPr>
       <w:r>
         <w:rPr>
@@ -4900,7 +4959,7 @@
           <w:color w:val="305496"/>
           <w:sz w:val="22"/>
         </w:rPr>
-        <w:t>δ = ln(x₁/x₂) = 2πζ/√(1−ζ²)  →  ζ = δ/√(4π² + δ²)</w:t>
+        <w:tab/>
       </w:r>
       <w:r>
         <w:rPr>
@@ -4910,7 +4969,18 @@
           <w:color w:val="305496"/>
           <w:sz w:val="22"/>
         </w:rPr>
-        <w:t xml:space="preserve">   (5)</w:t>
+        <w:t>δ = ln(x₁/x₂) = 2πζ/√(1−ζ²)  →  ζ = δ/√(4π² + δ²)</w:t>
+      </w:r>
+      <w:r>
+        <w:rPr>
+          <w:rFonts w:ascii="Arial" w:hAnsi="Arial" w:cs="Arial"/>
+          <w:b/>
+          <w:i/>
+          <w:color w:val="305496"/>
+          <w:sz w:val="22"/>
+        </w:rPr>
+        <w:tab/>
+        <w:t xml:space="preserve">(5)</w:t>
       </w:r>
     </w:p>
     <w:p>

--- a/Getaran-Mekanik/Modul-Word/Modul-1-Konsep-Dasar-Getaran.docx
+++ b/Getaran-Mekanik/Modul-Word/Modul-1-Konsep-Dasar-Getaran.docx
@@ -2579,45 +2579,65 @@
     <w:p>
       <w:pPr>
         <w:pBdr>
-          <w:top w:val="single" w:sz="8" w:space="6" w:color="2E9E6B"/>
-          <w:left w:val="single" w:sz="8" w:space="6" w:color="2E9E6B"/>
-          <w:bottom w:val="single" w:sz="8" w:space="6" w:color="2E9E6B"/>
-          <w:right w:val="single" w:sz="8" w:space="6" w:color="2E9E6B"/>
+          <w:top w:val="single" w:sz="6" w:space="10" w:color="BFE3D0"/>
+          <w:left w:val="single" w:sz="24" w:space="12" w:color="1F7A55"/>
+          <w:bottom w:val="single" w:sz="6" w:space="10" w:color="BFE3D0"/>
+          <w:right w:val="single" w:sz="6" w:space="10" w:color="BFE3D0"/>
         </w:pBdr>
-        <w:shd w:val="clear" w:fill="EAF7F0"/>
-        <w:spacing w:before="80" w:after="240"/>
-      </w:pPr>
-      <w:r>
-        <w:rPr>
-          <w:rFonts w:ascii="Arial" w:hAnsi="Arial" w:cs="Arial"/>
-          <w:b/>
-          <w:i w:val="0"/>
-          <w:color w:val="1F3864"/>
-          <w:sz w:val="21"/>
-        </w:rPr>
-        <w:t xml:space="preserve">🔗 Modul Interaktif: </w:t>
+        <w:shd w:val="clear" w:fill="F1FAF5"/>
+        <w:spacing w:before="140" w:after="60" w:line="264" w:lineRule="auto"/>
+        <w:ind w:left="170" w:right="170"/>
+        <w:jc w:val="left"/>
+      </w:pPr>
+      <w:r>
+        <w:rPr>
+          <w:rFonts w:ascii="Arial" w:hAnsi="Arial" w:cs="Arial"/>
+          <w:b/>
+          <w:i w:val="0"/>
+          <w:color w:val="1F7A55"/>
+          <w:sz w:val="17"/>
+          <w:spacing w:val="30"/>
+        </w:rPr>
+        <w:t xml:space="preserve">🔗 MODUL INTERAKTIF</w:t>
+      </w:r>
+      <w:r>
+        <w:br/>
       </w:r>
       <w:hyperlink r:id="rId19">
         <w:r>
           <w:rPr>
             <w:rFonts w:ascii="Arial" w:hAnsi="Arial" w:cs="Arial"/>
-            <w:sz w:val="22"/>
+            <w:b/>
             <w:color w:val="0563C1"/>
+            <w:sz w:val="20"/>
             <w:u w:val="single"/>
-            <w:b/>
           </w:rPr>
           <w:t xml:space="preserve">https://dedik-romahadi.github.io/Mechanical-Engineering-Courses/Getaran-Mekanik/Modul/Modul-1.html</w:t>
         </w:r>
       </w:hyperlink>
-      <w:r>
-        <w:rPr>
-          <w:rFonts w:ascii="Arial" w:hAnsi="Arial" w:cs="Arial"/>
-          <w:b w:val="0"/>
-          <w:i w:val="0"/>
-          <w:color w:val="333333"/>
-          <w:sz w:val="20"/>
-        </w:rPr>
-        <w:t>. Pada layar masuk, pilih tombol “👁️ Mode Preview (Tanpa Login)” untuk melihat modul lengkap (animasi, kalkulator interaktif, editor kode Python langsung di browser) tanpa perlu akun. Soal pada Mode Preview bersifat tampilan saja; jawaban benar/salah dan poin tidak aktif.</w:t>
+    </w:p>
+    <w:p>
+      <w:pPr>
+        <w:pBdr>
+          <w:top w:val="single" w:sz="6" w:space="10" w:color="BFE3D0"/>
+          <w:left w:val="single" w:sz="24" w:space="12" w:color="1F7A55"/>
+          <w:bottom w:val="single" w:sz="6" w:space="10" w:color="BFE3D0"/>
+          <w:right w:val="single" w:sz="6" w:space="10" w:color="BFE3D0"/>
+        </w:pBdr>
+        <w:shd w:val="clear" w:fill="F1FAF5"/>
+        <w:spacing w:before="0" w:after="140" w:line="264" w:lineRule="auto"/>
+        <w:ind w:left="170" w:right="170"/>
+        <w:jc w:val="left"/>
+      </w:pPr>
+      <w:r>
+        <w:rPr>
+          <w:rFonts w:ascii="Arial" w:hAnsi="Arial" w:cs="Arial"/>
+          <w:b w:val="0"/>
+          <w:i w:val="0"/>
+          <w:color w:val="44525F"/>
+          <w:sz w:val="19"/>
+        </w:rPr>
+        <w:t xml:space="preserve">Pada layar masuk, pilih tombol “👁️ Mode Preview (Tanpa Login)” untuk melihat modul lengkap (animasi, kalkulator interaktif, editor kode Python langsung di browser) tanpa perlu akun. Soal pada Mode Preview bersifat tampilan saja; jawaban benar/salah dan poin tidak aktif.</w:t>
       </w:r>
     </w:p>
     <w:p>
